--- a/Volume 1/Chapter 03 - File Handling/SPA_Vol1_Ch3_Project2a_Contact_Manager_EXTENDED.docx
+++ b/Volume 1/Chapter 03 - File Handling/SPA_Vol1_Ch3_Project2a_Contact_Manager_EXTENDED.docx
@@ -1312,7 +1312,10 @@
         <w:keepNext/>
       </w:pPr>
       <w:r>
-        <w:t>Save each source and supporting file from this project into the matching path in the project layout. As in Chapter 1, notepad .\rust\Cargo.toml creates and opens one: choose Yes, type the file, save it with Ctrl+S, and close Notepad. Then install forge-std, Foundry's standard library, into the Solidity project. Linux Assembly runs in WSL or on a Linux computer. The first cargo build downloads the csv crate, so it needs the internet once.</w:t>
+        <w:t>Next, let the tools create the Rust and Solidity projects. Remember, Cargo.toml describes the project: cargo init .\rust writes it, with a starter program, src\main.rs. Remember, Cargo.toml pins the crate: cargo add writes csv under [dependencies] at an exact version, and it runs only while the project has a program, so it comes before the next step. This project's programs live in src\bin, one file or folder per program, so Remove-Item then deletes the starter. Remember, forge init makes the Solidity proje</w:t>
+      </w:r>
+      <w:r>
+        <w:t>ct: --no-git and --offline work as in Chapter 1, --empty leaves out forge's example contracts, and --force lets it fill the solidity folder, which already holds the empty folders made above.</w:t>
       </w:r>
     </w:p>
     <w:p>
@@ -1326,6 +1329,153 @@
         <w:keepNext/>
       </w:pPr>
       <w:r>
+        <w:t>cargo init .\rust --name contactmanager --vcs none</w:t>
+      </w:r>
+    </w:p>
+    <w:p>
+      <w:pPr>
+        <w:pStyle w:val="CommandBlock"/>
+        <w:keepNext/>
+      </w:pPr>
+      <w:r>
+        <w:t>cargo add --manifest-path .\rust\Cargo.toml csv@=1.4.0</w:t>
+      </w:r>
+    </w:p>
+    <w:p>
+      <w:pPr>
+        <w:pStyle w:val="CommandBlock"/>
+        <w:keepNext/>
+      </w:pPr>
+      <w:r>
+        <w:t>Remove-Item .\rust\src\main.rs</w:t>
+      </w:r>
+    </w:p>
+    <w:p>
+      <w:pPr>
+        <w:pStyle w:val="CommandBlock"/>
+      </w:pPr>
+      <w:r>
+        <w:t>forge init .\solidity --empty --no-git --offline --force</w:t>
+      </w:r>
+    </w:p>
+    <w:p>
+      <w:pPr>
+        <w:keepNext/>
+      </w:pPr>
+    </w:p>
+    <w:p>
+      <w:r>
+        <w:t>Then type the Solidity project's settings over the foundry.toml that forge init wrote. foundry.toml is the same as in Lesson 3.19a: fs_permissions gives read-write access to the project folder, the folder above the Solidity project root, which every cheatcode here needs, and nothing else. notepad .\solidity\foundry.toml opens the file: replace its text with the file below, save it with Ctrl+S, and close Notepad.</w:t>
+      </w:r>
+    </w:p>
+    <w:p>
+      <w:pPr>
+        <w:keepNext/>
+      </w:pPr>
+    </w:p>
+    <w:p>
+      <w:pPr>
+        <w:pStyle w:val="Heading3"/>
+      </w:pPr>
+      <w:r>
+        <w:t>solidity/foundry.toml</w:t>
+      </w:r>
+    </w:p>
+    <w:p>
+      <w:pPr>
+        <w:pStyle w:val="SourceCode"/>
+        <w:keepNext/>
+      </w:pPr>
+      <w:r>
+        <w:t>[profile.default]</w:t>
+      </w:r>
+    </w:p>
+    <w:p>
+      <w:pPr>
+        <w:pStyle w:val="SourceCode"/>
+        <w:keepNext/>
+      </w:pPr>
+      <w:r>
+        <w:t># The scripts in script/ are the only Solidity sources in this project.</w:t>
+      </w:r>
+    </w:p>
+    <w:p>
+      <w:pPr>
+        <w:pStyle w:val="SourceCode"/>
+        <w:keepNext/>
+      </w:pPr>
+      <w:r>
+        <w:t>src = "script"</w:t>
+      </w:r>
+    </w:p>
+    <w:p>
+      <w:pPr>
+        <w:pStyle w:val="SourceCode"/>
+        <w:keepNext/>
+      </w:pPr>
+      <w:r>
+        <w:t># forge install puts forge-std in lib/.</w:t>
+      </w:r>
+    </w:p>
+    <w:p>
+      <w:pPr>
+        <w:pStyle w:val="SourceCode"/>
+        <w:keepNext/>
+      </w:pPr>
+      <w:r>
+        <w:t>libs = ["lib"]</w:t>
+      </w:r>
+    </w:p>
+    <w:p>
+      <w:pPr>
+        <w:pStyle w:val="SourceCode"/>
+        <w:keepNext/>
+      </w:pPr>
+      <w:r>
+        <w:t># The file cheatcodes may read and write only inside the lesson folder,</w:t>
+      </w:r>
+    </w:p>
+    <w:p>
+      <w:pPr>
+        <w:pStyle w:val="SourceCode"/>
+        <w:keepNext/>
+      </w:pPr>
+      <w:r>
+        <w:t># the folder above the project root ("../"), and nowhere else.</w:t>
+      </w:r>
+    </w:p>
+    <w:p>
+      <w:pPr>
+        <w:pStyle w:val="SourceCode"/>
+      </w:pPr>
+      <w:r>
+        <w:t>fs_permissions = [{ access = "read-write", path = "../" }]</w:t>
+      </w:r>
+    </w:p>
+    <w:p>
+      <w:pPr>
+        <w:keepNext/>
+      </w:pPr>
+    </w:p>
+    <w:p>
+      <w:pPr>
+        <w:keepNext/>
+      </w:pPr>
+      <w:r>
+        <w:t>Then install forge-std, Foundry's standard library, into the Solidity project. Linux Assembly runs in WSL or on a Linux computer. The first cargo build downloads the csv crate, so it needs the internet once.</w:t>
+      </w:r>
+    </w:p>
+    <w:p>
+      <w:pPr>
+        <w:keepNext/>
+      </w:pPr>
+    </w:p>
+    <w:p>
+      <w:pPr>
+        <w:pStyle w:val="CommandBlock"/>
+        <w:keepNext/>
+      </w:pPr>
+      <w:r>
         <w:t>Push-Location .\solidity</w:t>
       </w:r>
     </w:p>
@@ -1352,6 +1502,16 @@
       </w:pPr>
     </w:p>
     <w:p>
+      <w:r>
+        <w:t>You save each source file in its language's section below, as each is shown. As in Chapter 1, notepad .\rust\src\bin\basic_contacts.rs creates and opens one: choose Yes, type the file, save it with Ctrl+S, and close Notepad.</w:t>
+      </w:r>
+    </w:p>
+    <w:p>
+      <w:pPr>
+        <w:keepNext/>
+      </w:pPr>
+    </w:p>
+    <w:p>
       <w:pPr>
         <w:keepNext/>
       </w:pPr>
@@ -1422,7 +1582,7 @@
         <w:keepNext/>
       </w:pPr>
       <w:r>
-        <w:t>Save each source and supporting file from this project into the matching path in the project layout. As in Chapter 1, nano ./rust/Cargo.toml creates and opens one: type the file, then save and close it with Ctrl+O, Enter, then Ctrl+X. Then install forge-std.</w:t>
+        <w:t>Then create the Rust and Solidity projects with the same commands as on Windows; rm deletes the starter main.rs.</w:t>
       </w:r>
     </w:p>
     <w:p>
@@ -1433,6 +1593,59 @@
     <w:p>
       <w:pPr>
         <w:pStyle w:val="CommandBlock"/>
+        <w:keepNext/>
+      </w:pPr>
+      <w:r>
+        <w:t>cargo init ./rust --name contactmanager --vcs none</w:t>
+      </w:r>
+    </w:p>
+    <w:p>
+      <w:pPr>
+        <w:pStyle w:val="CommandBlock"/>
+        <w:keepNext/>
+      </w:pPr>
+      <w:r>
+        <w:t>cargo add --manifest-path ./rust/Cargo.toml csv@=1.4.0</w:t>
+      </w:r>
+    </w:p>
+    <w:p>
+      <w:pPr>
+        <w:pStyle w:val="CommandBlock"/>
+        <w:keepNext/>
+      </w:pPr>
+      <w:r>
+        <w:t>rm ./rust/src/main.rs</w:t>
+      </w:r>
+    </w:p>
+    <w:p>
+      <w:pPr>
+        <w:pStyle w:val="CommandBlock"/>
+      </w:pPr>
+      <w:r>
+        <w:t>forge init ./solidity --empty --no-git --offline --force</w:t>
+      </w:r>
+    </w:p>
+    <w:p>
+      <w:pPr>
+        <w:keepNext/>
+      </w:pPr>
+    </w:p>
+    <w:p>
+      <w:pPr>
+        <w:keepNext/>
+      </w:pPr>
+      <w:r>
+        <w:t>Type solidity/foundry.toml exactly as shown in the Windows setup, over the file forge init wrote. Then install forge-std.</w:t>
+      </w:r>
+    </w:p>
+    <w:p>
+      <w:pPr>
+        <w:keepNext/>
+      </w:pPr>
+    </w:p>
+    <w:p>
+      <w:pPr>
+        <w:pStyle w:val="CommandBlock"/>
       </w:pPr>
       <w:r>
         <w:t>(cd ./solidity &amp;&amp; forge install foundry-rs/forge-std@v1.16.2 --no-git)</w:t>
@@ -1444,6 +1657,16 @@
       </w:pPr>
     </w:p>
     <w:p>
+      <w:r>
+        <w:t>You save each source file in its language's section below, as each is shown. As in Chapter 1, nano ./rust/src/bin/basic_contacts.rs creates and opens one: type the file, then save and close it with Ctrl+O, Enter, then Ctrl+X.</w:t>
+      </w:r>
+    </w:p>
+    <w:p>
+      <w:pPr>
+        <w:keepNext/>
+      </w:pPr>
+    </w:p>
+    <w:p>
       <w:pPr>
         <w:keepNext/>
       </w:pPr>
@@ -59332,7 +59555,7 @@
     </w:p>
     <w:p>
       <w:r>
-        <w:t>Cargo.toml names this project's package, contactmanager, and lists the csv crate of Lesson 3.14a at exactly version 1.4.0; its two programs are basic_contacts and contacts. foundry.toml is the same as in Lesson 3.19a: fs_permissions gives read-write access to the lesson folder, the folder above the project root, which every cheatcode here needs, and nothing else.</w:t>
+        <w:t>This is the file the setup commands wrote, shown here so you can check yours. Cargo.toml names this project's package, contactmanager, and lists the csv crate of Lesson 3.14a at exactly version 1.4.0; its two programs are basic_contacts and contacts. cargo init and cargo add do not write the comment lines, which are this project's notes about the file; the blank lines may differ.</w:t>
       </w:r>
     </w:p>
     <w:p>
@@ -59453,95 +59676,6 @@
       </w:pPr>
       <w:r>
         <w:t>csv = "=1.4.0"</w:t>
-      </w:r>
-    </w:p>
-    <w:p>
-      <w:pPr>
-        <w:keepNext/>
-      </w:pPr>
-    </w:p>
-    <w:p>
-      <w:pPr>
-        <w:keepNext/>
-      </w:pPr>
-    </w:p>
-    <w:p>
-      <w:pPr>
-        <w:pStyle w:val="Heading2"/>
-      </w:pPr>
-      <w:r>
-        <w:t>solidity/foundry.toml</w:t>
-      </w:r>
-    </w:p>
-    <w:p>
-      <w:pPr>
-        <w:pStyle w:val="SourceCode"/>
-        <w:keepNext/>
-      </w:pPr>
-      <w:r>
-        <w:t>[profile.default]</w:t>
-      </w:r>
-    </w:p>
-    <w:p>
-      <w:pPr>
-        <w:pStyle w:val="SourceCode"/>
-        <w:keepNext/>
-      </w:pPr>
-      <w:r>
-        <w:t># The scripts in script/ are the only Solidity sources in this project.</w:t>
-      </w:r>
-    </w:p>
-    <w:p>
-      <w:pPr>
-        <w:pStyle w:val="SourceCode"/>
-        <w:keepNext/>
-      </w:pPr>
-      <w:r>
-        <w:t>src = "script"</w:t>
-      </w:r>
-    </w:p>
-    <w:p>
-      <w:pPr>
-        <w:pStyle w:val="SourceCode"/>
-        <w:keepNext/>
-      </w:pPr>
-      <w:r>
-        <w:t># forge install puts forge-std in lib/.</w:t>
-      </w:r>
-    </w:p>
-    <w:p>
-      <w:pPr>
-        <w:pStyle w:val="SourceCode"/>
-        <w:keepNext/>
-      </w:pPr>
-      <w:r>
-        <w:t>libs = ["lib"]</w:t>
-      </w:r>
-    </w:p>
-    <w:p>
-      <w:pPr>
-        <w:pStyle w:val="SourceCode"/>
-        <w:keepNext/>
-      </w:pPr>
-      <w:r>
-        <w:t># The file cheatcodes may read and write only inside the lesson folder,</w:t>
-      </w:r>
-    </w:p>
-    <w:p>
-      <w:pPr>
-        <w:pStyle w:val="SourceCode"/>
-        <w:keepNext/>
-      </w:pPr>
-      <w:r>
-        <w:t># the folder above the project root ("../"), and nowhere else.</w:t>
-      </w:r>
-    </w:p>
-    <w:p>
-      <w:pPr>
-        <w:pStyle w:val="SourceCode"/>
-      </w:pPr>
-      <w:r>
-        <w:t>fs_permissions = [{ access = "read-write", path = "../" }]</w:t>
       </w:r>
     </w:p>
     <w:p>
@@ -61664,31 +61798,31 @@
       </w:rPr>
     </w:lvl>
   </w:abstractNum>
-  <w:num w:numId="1" w16cid:durableId="1118599087">
+  <w:num w:numId="1" w16cid:durableId="2137871610">
     <w:abstractNumId w:val="8"/>
   </w:num>
-  <w:num w:numId="2" w16cid:durableId="25298778">
+  <w:num w:numId="2" w16cid:durableId="1712073009">
     <w:abstractNumId w:val="6"/>
   </w:num>
-  <w:num w:numId="3" w16cid:durableId="731806846">
+  <w:num w:numId="3" w16cid:durableId="1650550965">
     <w:abstractNumId w:val="5"/>
   </w:num>
-  <w:num w:numId="4" w16cid:durableId="174270374">
+  <w:num w:numId="4" w16cid:durableId="738752970">
     <w:abstractNumId w:val="4"/>
   </w:num>
-  <w:num w:numId="5" w16cid:durableId="50277327">
+  <w:num w:numId="5" w16cid:durableId="207227396">
     <w:abstractNumId w:val="7"/>
   </w:num>
-  <w:num w:numId="6" w16cid:durableId="795947935">
+  <w:num w:numId="6" w16cid:durableId="662243536">
     <w:abstractNumId w:val="3"/>
   </w:num>
-  <w:num w:numId="7" w16cid:durableId="1397433154">
+  <w:num w:numId="7" w16cid:durableId="960460281">
     <w:abstractNumId w:val="2"/>
   </w:num>
-  <w:num w:numId="8" w16cid:durableId="1716735254">
+  <w:num w:numId="8" w16cid:durableId="874580713">
     <w:abstractNumId w:val="1"/>
   </w:num>
-  <w:num w:numId="9" w16cid:durableId="1609771196">
+  <w:num w:numId="9" w16cid:durableId="1876580825">
     <w:abstractNumId w:val="0"/>
   </w:num>
 </w:numbering>
